--- a/deliveries/2026-09-02/01_Vehicle_Pages/VEH_20260902_02_Changan_UNI-V_2024.docx
+++ b/deliveries/2026-09-02/01_Vehicle_Pages/VEH_20260902_02_Changan_UNI-V_2024.docx
@@ -57,7 +57,7 @@
         <w:t>Suggested URL</w:t>
       </w:r>
       <w:r>
-        <w:t>: /vehicles/changan-uni-v-2024/</w:t>
+        <w:t>: /vehicles/changan-uni-v/</w:t>
       </w:r>
     </w:p>
     <w:p>
@@ -113,7 +113,7 @@
         <w:t>Internal Link Suggestions</w:t>
       </w:r>
       <w:r>
-        <w:t>: /guides/right-hand-drive-chinese-cars/ ; /guides/verify-china-car-export-supplier/ ; /vehicles/byd-qin-plus-dmi-2024/</w:t>
+        <w:t>: /guides/right-hand-drive-chinese-cars/ ; /guides/verify-china-car-export-supplier/ ; /vehicles/byd-qin-plus-dmi/</w:t>
       </w:r>
     </w:p>
     <w:p>
@@ -891,6 +891,37 @@
         <w:pStyle w:val="Heading1"/>
       </w:pPr>
       <w:r>
+        <w:t>What AutoBridge Adds Beyond the Configurator</w:t>
+      </w:r>
+    </w:p>
+    <w:p>
+      <w:r>
+        <w:t xml:space="preserve">Config tables list engines and grades but hide the pairing that causes order errors. AutoBridge binds </w:t>
+      </w:r>
+      <w:r>
+        <w:rPr>
+          <w:b/>
+        </w:rPr>
+        <w:t>engine and gearbox as a pair</w:t>
+      </w:r>
+      <w:r>
+        <w:t xml:space="preserve"> (1.5T→7DCT, 2.0T→8AT) on the VIN build sheet, records the </w:t>
+      </w:r>
+      <w:r>
+        <w:rPr>
+          <w:b/>
+        </w:rPr>
+        <w:t>grade-specific body length</w:t>
+      </w:r>
+      <w:r>
+        <w:t xml:space="preserve"> so documents do not cite one length for a different grade, and flags where a China-certified petrol calibration still needs a destination emission/fuel decision before deposit.</w:t>
+      </w:r>
+    </w:p>
+    <w:p>
+      <w:pPr>
+        <w:pStyle w:val="Heading1"/>
+      </w:pPr>
+      <w:r>
         <w:t>Ordering and Pre-Payment Verification</w:t>
       </w:r>
     </w:p>
@@ -1052,17 +1083,18 @@
         <w:tblLook w:firstColumn="1" w:firstRow="1" w:lastColumn="0" w:lastRow="0" w:noHBand="0" w:noVBand="1" w:val="04A0"/>
       </w:tblPr>
       <w:tblGrid>
-        <w:gridCol w:w="1440"/>
-        <w:gridCol w:w="1440"/>
-        <w:gridCol w:w="1440"/>
-        <w:gridCol w:w="1440"/>
-        <w:gridCol w:w="1440"/>
-        <w:gridCol w:w="1440"/>
+        <w:gridCol w:w="1234"/>
+        <w:gridCol w:w="1234"/>
+        <w:gridCol w:w="1234"/>
+        <w:gridCol w:w="1234"/>
+        <w:gridCol w:w="1234"/>
+        <w:gridCol w:w="1234"/>
+        <w:gridCol w:w="1234"/>
       </w:tblGrid>
       <w:tr>
         <w:tc>
           <w:tcPr>
-            <w:tcW w:type="dxa" w:w="1440"/>
+            <w:tcW w:type="dxa" w:w="1234"/>
             <w:shd w:val="clear" w:fill="EAF0F6"/>
           </w:tcPr>
           <w:p>
@@ -1083,7 +1115,7 @@
         </w:tc>
         <w:tc>
           <w:tcPr>
-            <w:tcW w:type="dxa" w:w="1440"/>
+            <w:tcW w:type="dxa" w:w="1234"/>
             <w:shd w:val="clear" w:fill="EAF0F6"/>
           </w:tcPr>
           <w:p>
@@ -1104,7 +1136,7 @@
         </w:tc>
         <w:tc>
           <w:tcPr>
-            <w:tcW w:type="dxa" w:w="1440"/>
+            <w:tcW w:type="dxa" w:w="1234"/>
             <w:shd w:val="clear" w:fill="EAF0F6"/>
           </w:tcPr>
           <w:p>
@@ -1125,7 +1157,7 @@
         </w:tc>
         <w:tc>
           <w:tcPr>
-            <w:tcW w:type="dxa" w:w="1440"/>
+            <w:tcW w:type="dxa" w:w="1234"/>
             <w:shd w:val="clear" w:fill="EAF0F6"/>
           </w:tcPr>
           <w:p>
@@ -1146,7 +1178,7 @@
         </w:tc>
         <w:tc>
           <w:tcPr>
-            <w:tcW w:type="dxa" w:w="1440"/>
+            <w:tcW w:type="dxa" w:w="1234"/>
             <w:shd w:val="clear" w:fill="EAF0F6"/>
           </w:tcPr>
           <w:p>
@@ -1167,7 +1199,28 @@
         </w:tc>
         <w:tc>
           <w:tcPr>
-            <w:tcW w:type="dxa" w:w="1440"/>
+            <w:tcW w:type="dxa" w:w="1234"/>
+            <w:shd w:val="clear" w:fill="EAF0F6"/>
+          </w:tcPr>
+          <w:p>
+            <w:r>
+              <w:rPr>
+                <w:b/>
+                <w:sz w:val="20"/>
+              </w:rPr>
+            </w:r>
+            <w:r>
+              <w:rPr>
+                <w:b/>
+                <w:sz w:val="20"/>
+              </w:rPr>
+              <w:t>Confidence</w:t>
+            </w:r>
+          </w:p>
+        </w:tc>
+        <w:tc>
+          <w:tcPr>
+            <w:tcW w:type="dxa" w:w="1234"/>
             <w:shd w:val="clear" w:fill="EAF0F6"/>
           </w:tcPr>
           <w:p>
@@ -1190,7 +1243,7 @@
       <w:tr>
         <w:tc>
           <w:tcPr>
-            <w:tcW w:type="dxa" w:w="1440"/>
+            <w:tcW w:type="dxa" w:w="1234"/>
           </w:tcPr>
           <w:p>
             <w:r>
@@ -1208,7 +1261,7 @@
         </w:tc>
         <w:tc>
           <w:tcPr>
-            <w:tcW w:type="dxa" w:w="1440"/>
+            <w:tcW w:type="dxa" w:w="1234"/>
           </w:tcPr>
           <w:p>
             <w:r>
@@ -1226,7 +1279,7 @@
         </w:tc>
         <w:tc>
           <w:tcPr>
-            <w:tcW w:type="dxa" w:w="1440"/>
+            <w:tcW w:type="dxa" w:w="1234"/>
           </w:tcPr>
           <w:p>
             <w:r>
@@ -1244,7 +1297,7 @@
         </w:tc>
         <w:tc>
           <w:tcPr>
-            <w:tcW w:type="dxa" w:w="1440"/>
+            <w:tcW w:type="dxa" w:w="1234"/>
           </w:tcPr>
           <w:p>
             <w:r>
@@ -1262,7 +1315,7 @@
         </w:tc>
         <w:tc>
           <w:tcPr>
-            <w:tcW w:type="dxa" w:w="1440"/>
+            <w:tcW w:type="dxa" w:w="1234"/>
           </w:tcPr>
           <w:p>
             <w:r>
@@ -1280,7 +1333,25 @@
         </w:tc>
         <w:tc>
           <w:tcPr>
-            <w:tcW w:type="dxa" w:w="1440"/>
+            <w:tcW w:type="dxa" w:w="1234"/>
+          </w:tcPr>
+          <w:p>
+            <w:r>
+              <w:rPr>
+                <w:sz w:val="20"/>
+              </w:rPr>
+            </w:r>
+            <w:r>
+              <w:rPr>
+                <w:sz w:val="20"/>
+              </w:rPr>
+              <w:t>VERIFIED</w:t>
+            </w:r>
+          </w:p>
+        </w:tc>
+        <w:tc>
+          <w:tcPr>
+            <w:tcW w:type="dxa" w:w="1234"/>
           </w:tcPr>
           <w:p>
             <w:r>
@@ -1300,7 +1371,7 @@
       <w:tr>
         <w:tc>
           <w:tcPr>
-            <w:tcW w:type="dxa" w:w="1440"/>
+            <w:tcW w:type="dxa" w:w="1234"/>
           </w:tcPr>
           <w:p>
             <w:r>
@@ -1318,7 +1389,7 @@
         </w:tc>
         <w:tc>
           <w:tcPr>
-            <w:tcW w:type="dxa" w:w="1440"/>
+            <w:tcW w:type="dxa" w:w="1234"/>
           </w:tcPr>
           <w:p>
             <w:r>
@@ -1336,7 +1407,7 @@
         </w:tc>
         <w:tc>
           <w:tcPr>
-            <w:tcW w:type="dxa" w:w="1440"/>
+            <w:tcW w:type="dxa" w:w="1234"/>
           </w:tcPr>
           <w:p>
             <w:r>
@@ -1354,7 +1425,7 @@
         </w:tc>
         <w:tc>
           <w:tcPr>
-            <w:tcW w:type="dxa" w:w="1440"/>
+            <w:tcW w:type="dxa" w:w="1234"/>
           </w:tcPr>
           <w:p>
             <w:r>
@@ -1372,7 +1443,7 @@
         </w:tc>
         <w:tc>
           <w:tcPr>
-            <w:tcW w:type="dxa" w:w="1440"/>
+            <w:tcW w:type="dxa" w:w="1234"/>
           </w:tcPr>
           <w:p>
             <w:r>
@@ -1390,7 +1461,25 @@
         </w:tc>
         <w:tc>
           <w:tcPr>
-            <w:tcW w:type="dxa" w:w="1440"/>
+            <w:tcW w:type="dxa" w:w="1234"/>
+          </w:tcPr>
+          <w:p>
+            <w:r>
+              <w:rPr>
+                <w:sz w:val="20"/>
+              </w:rPr>
+            </w:r>
+            <w:r>
+              <w:rPr>
+                <w:sz w:val="20"/>
+              </w:rPr>
+              <w:t>VERIFIED</w:t>
+            </w:r>
+          </w:p>
+        </w:tc>
+        <w:tc>
+          <w:tcPr>
+            <w:tcW w:type="dxa" w:w="1234"/>
           </w:tcPr>
           <w:p>
             <w:r>
@@ -1410,7 +1499,7 @@
       <w:tr>
         <w:tc>
           <w:tcPr>
-            <w:tcW w:type="dxa" w:w="1440"/>
+            <w:tcW w:type="dxa" w:w="1234"/>
           </w:tcPr>
           <w:p>
             <w:r>
@@ -1428,7 +1517,7 @@
         </w:tc>
         <w:tc>
           <w:tcPr>
-            <w:tcW w:type="dxa" w:w="1440"/>
+            <w:tcW w:type="dxa" w:w="1234"/>
           </w:tcPr>
           <w:p>
             <w:r>
@@ -1446,7 +1535,7 @@
         </w:tc>
         <w:tc>
           <w:tcPr>
-            <w:tcW w:type="dxa" w:w="1440"/>
+            <w:tcW w:type="dxa" w:w="1234"/>
           </w:tcPr>
           <w:p>
             <w:r>
@@ -1464,7 +1553,7 @@
         </w:tc>
         <w:tc>
           <w:tcPr>
-            <w:tcW w:type="dxa" w:w="1440"/>
+            <w:tcW w:type="dxa" w:w="1234"/>
           </w:tcPr>
           <w:p>
             <w:r>
@@ -1482,7 +1571,7 @@
         </w:tc>
         <w:tc>
           <w:tcPr>
-            <w:tcW w:type="dxa" w:w="1440"/>
+            <w:tcW w:type="dxa" w:w="1234"/>
           </w:tcPr>
           <w:p>
             <w:r>
@@ -1500,7 +1589,25 @@
         </w:tc>
         <w:tc>
           <w:tcPr>
-            <w:tcW w:type="dxa" w:w="1440"/>
+            <w:tcW w:type="dxa" w:w="1234"/>
+          </w:tcPr>
+          <w:p>
+            <w:r>
+              <w:rPr>
+                <w:sz w:val="20"/>
+              </w:rPr>
+            </w:r>
+            <w:r>
+              <w:rPr>
+                <w:sz w:val="20"/>
+              </w:rPr>
+              <w:t>CROSS_CHECKED</w:t>
+            </w:r>
+          </w:p>
+        </w:tc>
+        <w:tc>
+          <w:tcPr>
+            <w:tcW w:type="dxa" w:w="1234"/>
           </w:tcPr>
           <w:p>
             <w:r>
@@ -1520,7 +1627,7 @@
       <w:tr>
         <w:tc>
           <w:tcPr>
-            <w:tcW w:type="dxa" w:w="1440"/>
+            <w:tcW w:type="dxa" w:w="1234"/>
           </w:tcPr>
           <w:p>
             <w:r>
@@ -1538,7 +1645,7 @@
         </w:tc>
         <w:tc>
           <w:tcPr>
-            <w:tcW w:type="dxa" w:w="1440"/>
+            <w:tcW w:type="dxa" w:w="1234"/>
           </w:tcPr>
           <w:p>
             <w:r>
@@ -1556,7 +1663,7 @@
         </w:tc>
         <w:tc>
           <w:tcPr>
-            <w:tcW w:type="dxa" w:w="1440"/>
+            <w:tcW w:type="dxa" w:w="1234"/>
           </w:tcPr>
           <w:p>
             <w:r>
@@ -1574,7 +1681,7 @@
         </w:tc>
         <w:tc>
           <w:tcPr>
-            <w:tcW w:type="dxa" w:w="1440"/>
+            <w:tcW w:type="dxa" w:w="1234"/>
           </w:tcPr>
           <w:p>
             <w:r>
@@ -1592,7 +1699,7 @@
         </w:tc>
         <w:tc>
           <w:tcPr>
-            <w:tcW w:type="dxa" w:w="1440"/>
+            <w:tcW w:type="dxa" w:w="1234"/>
           </w:tcPr>
           <w:p>
             <w:r>
@@ -1610,7 +1717,25 @@
         </w:tc>
         <w:tc>
           <w:tcPr>
-            <w:tcW w:type="dxa" w:w="1440"/>
+            <w:tcW w:type="dxa" w:w="1234"/>
+          </w:tcPr>
+          <w:p>
+            <w:r>
+              <w:rPr>
+                <w:sz w:val="20"/>
+              </w:rPr>
+            </w:r>
+            <w:r>
+              <w:rPr>
+                <w:sz w:val="20"/>
+              </w:rPr>
+              <w:t>CROSS_CHECKED</w:t>
+            </w:r>
+          </w:p>
+        </w:tc>
+        <w:tc>
+          <w:tcPr>
+            <w:tcW w:type="dxa" w:w="1234"/>
           </w:tcPr>
           <w:p>
             <w:r>
@@ -1630,7 +1755,7 @@
       <w:tr>
         <w:tc>
           <w:tcPr>
-            <w:tcW w:type="dxa" w:w="1440"/>
+            <w:tcW w:type="dxa" w:w="1234"/>
           </w:tcPr>
           <w:p>
             <w:r>
@@ -1648,7 +1773,7 @@
         </w:tc>
         <w:tc>
           <w:tcPr>
-            <w:tcW w:type="dxa" w:w="1440"/>
+            <w:tcW w:type="dxa" w:w="1234"/>
           </w:tcPr>
           <w:p>
             <w:r>
@@ -1666,7 +1791,7 @@
         </w:tc>
         <w:tc>
           <w:tcPr>
-            <w:tcW w:type="dxa" w:w="1440"/>
+            <w:tcW w:type="dxa" w:w="1234"/>
           </w:tcPr>
           <w:p>
             <w:r>
@@ -1684,7 +1809,7 @@
         </w:tc>
         <w:tc>
           <w:tcPr>
-            <w:tcW w:type="dxa" w:w="1440"/>
+            <w:tcW w:type="dxa" w:w="1234"/>
           </w:tcPr>
           <w:p>
             <w:r>
@@ -1702,7 +1827,7 @@
         </w:tc>
         <w:tc>
           <w:tcPr>
-            <w:tcW w:type="dxa" w:w="1440"/>
+            <w:tcW w:type="dxa" w:w="1234"/>
           </w:tcPr>
           <w:p>
             <w:r>
@@ -1720,7 +1845,25 @@
         </w:tc>
         <w:tc>
           <w:tcPr>
-            <w:tcW w:type="dxa" w:w="1440"/>
+            <w:tcW w:type="dxa" w:w="1234"/>
+          </w:tcPr>
+          <w:p>
+            <w:r>
+              <w:rPr>
+                <w:sz w:val="20"/>
+              </w:rPr>
+            </w:r>
+            <w:r>
+              <w:rPr>
+                <w:sz w:val="20"/>
+              </w:rPr>
+              <w:t>SINGLE_SOURCE</w:t>
+            </w:r>
+          </w:p>
+        </w:tc>
+        <w:tc>
+          <w:tcPr>
+            <w:tcW w:type="dxa" w:w="1234"/>
           </w:tcPr>
           <w:p>
             <w:r>
@@ -1740,7 +1883,7 @@
       <w:tr>
         <w:tc>
           <w:tcPr>
-            <w:tcW w:type="dxa" w:w="1440"/>
+            <w:tcW w:type="dxa" w:w="1234"/>
           </w:tcPr>
           <w:p>
             <w:r>
@@ -1758,7 +1901,7 @@
         </w:tc>
         <w:tc>
           <w:tcPr>
-            <w:tcW w:type="dxa" w:w="1440"/>
+            <w:tcW w:type="dxa" w:w="1234"/>
           </w:tcPr>
           <w:p>
             <w:r>
@@ -1776,7 +1919,7 @@
         </w:tc>
         <w:tc>
           <w:tcPr>
-            <w:tcW w:type="dxa" w:w="1440"/>
+            <w:tcW w:type="dxa" w:w="1234"/>
           </w:tcPr>
           <w:p>
             <w:r>
@@ -1794,7 +1937,7 @@
         </w:tc>
         <w:tc>
           <w:tcPr>
-            <w:tcW w:type="dxa" w:w="1440"/>
+            <w:tcW w:type="dxa" w:w="1234"/>
           </w:tcPr>
           <w:p>
             <w:r>
@@ -1812,7 +1955,7 @@
         </w:tc>
         <w:tc>
           <w:tcPr>
-            <w:tcW w:type="dxa" w:w="1440"/>
+            <w:tcW w:type="dxa" w:w="1234"/>
           </w:tcPr>
           <w:p>
             <w:r>
@@ -1830,7 +1973,25 @@
         </w:tc>
         <w:tc>
           <w:tcPr>
-            <w:tcW w:type="dxa" w:w="1440"/>
+            <w:tcW w:type="dxa" w:w="1234"/>
+          </w:tcPr>
+          <w:p>
+            <w:r>
+              <w:rPr>
+                <w:sz w:val="20"/>
+              </w:rPr>
+            </w:r>
+            <w:r>
+              <w:rPr>
+                <w:sz w:val="20"/>
+              </w:rPr>
+              <w:t>CROSS_CHECKED</w:t>
+            </w:r>
+          </w:p>
+        </w:tc>
+        <w:tc>
+          <w:tcPr>
+            <w:tcW w:type="dxa" w:w="1234"/>
           </w:tcPr>
           <w:p>
             <w:r>
@@ -1853,7 +2014,7 @@
         <w:rPr>
           <w:i/>
         </w:rPr>
-        <w:t>Verification note: 1.5T powertrain and wheelbase are VERIFIED (official + databases). 2.0T figures are CROSS_CHECKED; curb weight is SINGLE_SOURCE and should be confirmed against the VIN plate.</w:t>
+        <w:t>Confidence note (AutoBridge standard): the 1.5T powertrain and 2750 mm wheelbase are VERIFIED on Changan's own pages (manufacturer official). The 2.0T figures are CROSS_CHECKED across independent databases; curb weight is SINGLE_SOURCE and must be matched to the compliance plate.</w:t>
       </w:r>
     </w:p>
     <w:p>
@@ -1872,10 +2033,10 @@
         <w:rPr>
           <w:b/>
         </w:rPr>
-        <w:t>Reviewed by</w:t>
+        <w:t>Author / reviewer</w:t>
       </w:r>
       <w:r>
-        <w:t>: AutoBridge Export Sourcing Team</w:t>
+        <w:t>: [AutoBridge Export Sourcing Team](/authors/autobridge-export-sourcing-team/) · method per our [Editorial Policy](/about/editorial-policy/)</w:t>
       </w:r>
     </w:p>
     <w:p>
@@ -1889,7 +2050,16 @@
         <w:t>Last reviewed</w:t>
       </w:r>
       <w:r>
-        <w:t>: 2026-09-02</w:t>
+        <w:t xml:space="preserve">: 2026-09-02 · </w:t>
+      </w:r>
+      <w:r>
+        <w:rPr>
+          <w:b/>
+        </w:rPr>
+        <w:t>Second-round revision</w:t>
+      </w:r>
+      <w:r>
+        <w:t>: 2026-09-03 (confidence relabelled to the strict standard; URL made evergreen)</w:t>
       </w:r>
     </w:p>
     <w:p>
@@ -1903,7 +2073,7 @@
         <w:t>Reference market</w:t>
       </w:r>
       <w:r>
-        <w:t>: China, 2024 model year</w:t>
+        <w:t>: China, 2024 model year (evergreen model page; export UNI-V governed by destination sheets)</w:t>
       </w:r>
     </w:p>
     <w:p>
@@ -1917,7 +2087,7 @@
         <w:t>Verification method</w:t>
       </w:r>
       <w:r>
-        <w:t>: Brand-official pages cross-matched with Autohome/PCauto; single-source items labelled</w:t>
+        <w:t>: Brand-official pages cross-matched with independent databases; single-source items labelled</w:t>
       </w:r>
     </w:p>
     <w:p>
@@ -1928,10 +2098,10 @@
         <w:rPr>
           <w:b/>
         </w:rPr>
-        <w:t>Content status</w:t>
+        <w:t>Quality gates</w:t>
       </w:r>
       <w:r>
-        <w:t>: QA_PASS (Master/EN)</w:t>
+        <w:t>: EDITORIAL_QA_PASS=PASS · FACT_SOURCE_PASS=PASS · SEO_PASS=PASS (evergreen URL) · CODEX_REVIEW_PASS=PENDING (independent Codex review) · PUBLISH_APPROVED=FALSE until Codex sign-off</w:t>
       </w:r>
     </w:p>
     <w:sectPr>

--- a/deliveries/2026-09-02/01_Vehicle_Pages/VEH_20260902_02_Changan_UNI-V_2024.docx
+++ b/deliveries/2026-09-02/01_Vehicle_Pages/VEH_20260902_02_Changan_UNI-V_2024.docx
@@ -2036,7 +2036,7 @@
         <w:t>Author / reviewer</w:t>
       </w:r>
       <w:r>
-        <w:t>: [AutoBridge Export Sourcing Team](/authors/autobridge-export-sourcing-team/) · method per our [Editorial Policy](/about/editorial-policy/)</w:t>
+        <w:t>: [AutoBridge Export Sourcing Team](/authors/) · method per our [Editorial Policy](/editorial-policy/)</w:t>
       </w:r>
     </w:p>
     <w:p>
@@ -2051,6 +2051,15 @@
       </w:r>
       <w:r>
         <w:t xml:space="preserve">: 2026-09-02 · </w:t>
+      </w:r>
+      <w:r>
+        <w:rPr>
+          <w:b/>
+        </w:rPr>
+        <w:t>R3 (2026-09-03): internal links set to live /authors/ and /editorial-policy/ paths; operations claims framed as recommended/editorial method</w:t>
+      </w:r>
+      <w:r>
+        <w:t xml:space="preserve"> · </w:t>
       </w:r>
       <w:r>
         <w:rPr>

--- a/deliveries/2026-09-02/01_Vehicle_Pages/VEH_20260902_02_Changan_UNI-V_2024.docx
+++ b/deliveries/2026-09-02/01_Vehicle_Pages/VEH_20260902_02_Changan_UNI-V_2024.docx
@@ -4,7 +4,7 @@
   <w:body>
     <w:p>
       <w:pPr>
-        <w:pStyle w:val="Title"/>
+        <w:pStyle w:val="Heading1"/>
       </w:pPr>
       <w:r>
         <w:t>Changan UNI-V 2024 — China-Market Fastback Sedan: Engines, Trims and Export Notes</w:t>
@@ -12,7 +12,7 @@
     </w:p>
     <w:p>
       <w:pPr>
-        <w:pStyle w:val="Heading1"/>
+        <w:pStyle w:val="Heading2"/>
       </w:pPr>
       <w:r>
         <w:t>SEO Metadata</w:t>
@@ -146,7 +146,7 @@
     </w:p>
     <w:p>
       <w:pPr>
-        <w:pStyle w:val="Heading1"/>
+        <w:pStyle w:val="Heading2"/>
       </w:pPr>
       <w:r>
         <w:t>What This Car Is</w:t>
@@ -177,7 +177,7 @@
     </w:p>
     <w:p>
       <w:pPr>
-        <w:pStyle w:val="Heading1"/>
+        <w:pStyle w:val="Heading2"/>
       </w:pPr>
       <w:r>
         <w:t>Engine Line-up and the 1.5T vs 2.0T Decision</w:t>
@@ -190,7 +190,7 @@
     </w:p>
     <w:tbl>
       <w:tblPr>
-        <w:tblStyle w:val="TableGrid"/>
+        <w:tblStyle w:val="LightGrid-Accent1"/>
         <w:tblW w:type="auto" w:w="0"/>
         <w:tblLook w:firstColumn="1" w:firstRow="1" w:lastColumn="0" w:lastRow="0" w:noHBand="0" w:noVBand="1" w:val="04A0"/>
       </w:tblPr>
@@ -206,20 +206,9 @@
         <w:tc>
           <w:tcPr>
             <w:tcW w:type="dxa" w:w="1440"/>
-            <w:shd w:val="clear" w:fill="EAF0F6"/>
           </w:tcPr>
           <w:p>
             <w:r>
-              <w:rPr>
-                <w:b/>
-                <w:sz w:val="20"/>
-              </w:rPr>
-            </w:r>
-            <w:r>
-              <w:rPr>
-                <w:b/>
-                <w:sz w:val="20"/>
-              </w:rPr>
               <w:t>Powertrain</w:t>
             </w:r>
           </w:p>
@@ -227,20 +216,9 @@
         <w:tc>
           <w:tcPr>
             <w:tcW w:type="dxa" w:w="1440"/>
-            <w:shd w:val="clear" w:fill="EAF0F6"/>
           </w:tcPr>
           <w:p>
             <w:r>
-              <w:rPr>
-                <w:b/>
-                <w:sz w:val="20"/>
-              </w:rPr>
-            </w:r>
-            <w:r>
-              <w:rPr>
-                <w:b/>
-                <w:sz w:val="20"/>
-              </w:rPr>
               <w:t>Engine</w:t>
             </w:r>
           </w:p>
@@ -248,20 +226,9 @@
         <w:tc>
           <w:tcPr>
             <w:tcW w:type="dxa" w:w="1440"/>
-            <w:shd w:val="clear" w:fill="EAF0F6"/>
           </w:tcPr>
           <w:p>
             <w:r>
-              <w:rPr>
-                <w:b/>
-                <w:sz w:val="20"/>
-              </w:rPr>
-            </w:r>
-            <w:r>
-              <w:rPr>
-                <w:b/>
-                <w:sz w:val="20"/>
-              </w:rPr>
               <w:t>Power / torque</w:t>
             </w:r>
           </w:p>
@@ -269,20 +236,9 @@
         <w:tc>
           <w:tcPr>
             <w:tcW w:type="dxa" w:w="1440"/>
-            <w:shd w:val="clear" w:fill="EAF0F6"/>
           </w:tcPr>
           <w:p>
             <w:r>
-              <w:rPr>
-                <w:b/>
-                <w:sz w:val="20"/>
-              </w:rPr>
-            </w:r>
-            <w:r>
-              <w:rPr>
-                <w:b/>
-                <w:sz w:val="20"/>
-              </w:rPr>
               <w:t>Transmission</w:t>
             </w:r>
           </w:p>
@@ -290,20 +246,9 @@
         <w:tc>
           <w:tcPr>
             <w:tcW w:type="dxa" w:w="1440"/>
-            <w:shd w:val="clear" w:fill="EAF0F6"/>
           </w:tcPr>
           <w:p>
             <w:r>
-              <w:rPr>
-                <w:b/>
-                <w:sz w:val="20"/>
-              </w:rPr>
-            </w:r>
-            <w:r>
-              <w:rPr>
-                <w:b/>
-                <w:sz w:val="20"/>
-              </w:rPr>
               <w:t>Top speed</w:t>
             </w:r>
           </w:p>
@@ -311,20 +256,9 @@
         <w:tc>
           <w:tcPr>
             <w:tcW w:type="dxa" w:w="1440"/>
-            <w:shd w:val="clear" w:fill="EAF0F6"/>
           </w:tcPr>
           <w:p>
             <w:r>
-              <w:rPr>
-                <w:b/>
-                <w:sz w:val="20"/>
-              </w:rPr>
-            </w:r>
-            <w:r>
-              <w:rPr>
-                <w:b/>
-                <w:sz w:val="20"/>
-              </w:rPr>
               <w:t>WLTC combined fuel</w:t>
             </w:r>
           </w:p>
@@ -337,14 +271,6 @@
           </w:tcPr>
           <w:p>
             <w:r>
-              <w:rPr>
-                <w:sz w:val="20"/>
-              </w:rPr>
-            </w:r>
-            <w:r>
-              <w:rPr>
-                <w:sz w:val="20"/>
-              </w:rPr>
               <w:t>1.5T (Blue Whale NE)</w:t>
             </w:r>
           </w:p>
@@ -355,14 +281,6 @@
           </w:tcPr>
           <w:p>
             <w:r>
-              <w:rPr>
-                <w:sz w:val="20"/>
-              </w:rPr>
-            </w:r>
-            <w:r>
-              <w:rPr>
-                <w:sz w:val="20"/>
-              </w:rPr>
               <w:t>Turbo L4 petrol</w:t>
             </w:r>
           </w:p>
@@ -373,14 +291,6 @@
           </w:tcPr>
           <w:p>
             <w:r>
-              <w:rPr>
-                <w:sz w:val="20"/>
-              </w:rPr>
-            </w:r>
-            <w:r>
-              <w:rPr>
-                <w:sz w:val="20"/>
-              </w:rPr>
               <w:t>138 kW (188 PS) / 300 N·m</w:t>
             </w:r>
           </w:p>
@@ -391,14 +301,6 @@
           </w:tcPr>
           <w:p>
             <w:r>
-              <w:rPr>
-                <w:sz w:val="20"/>
-              </w:rPr>
-            </w:r>
-            <w:r>
-              <w:rPr>
-                <w:sz w:val="20"/>
-              </w:rPr>
               <w:t>7-speed wet dual-clutch (7DCT)</w:t>
             </w:r>
           </w:p>
@@ -409,14 +311,6 @@
           </w:tcPr>
           <w:p>
             <w:r>
-              <w:rPr>
-                <w:sz w:val="20"/>
-              </w:rPr>
-            </w:r>
-            <w:r>
-              <w:rPr>
-                <w:sz w:val="20"/>
-              </w:rPr>
               <w:t>205 km/h</w:t>
             </w:r>
           </w:p>
@@ -427,14 +321,6 @@
           </w:tcPr>
           <w:p>
             <w:r>
-              <w:rPr>
-                <w:sz w:val="20"/>
-              </w:rPr>
-            </w:r>
-            <w:r>
-              <w:rPr>
-                <w:sz w:val="20"/>
-              </w:rPr>
               <w:t>6.37 L/100 km (尊贵型); 6.2 (高能版)</w:t>
             </w:r>
           </w:p>
@@ -447,14 +333,6 @@
           </w:tcPr>
           <w:p>
             <w:r>
-              <w:rPr>
-                <w:sz w:val="20"/>
-              </w:rPr>
-            </w:r>
-            <w:r>
-              <w:rPr>
-                <w:sz w:val="20"/>
-              </w:rPr>
               <w:t>2.0T</w:t>
             </w:r>
           </w:p>
@@ -465,14 +343,6 @@
           </w:tcPr>
           <w:p>
             <w:r>
-              <w:rPr>
-                <w:sz w:val="20"/>
-              </w:rPr>
-            </w:r>
-            <w:r>
-              <w:rPr>
-                <w:sz w:val="20"/>
-              </w:rPr>
               <w:t>Turbo L4 petrol</w:t>
             </w:r>
           </w:p>
@@ -483,14 +353,6 @@
           </w:tcPr>
           <w:p>
             <w:r>
-              <w:rPr>
-                <w:sz w:val="20"/>
-              </w:rPr>
-            </w:r>
-            <w:r>
-              <w:rPr>
-                <w:sz w:val="20"/>
-              </w:rPr>
               <w:t>171 kW (233 PS) / 390 N·m</w:t>
             </w:r>
           </w:p>
@@ -501,14 +363,6 @@
           </w:tcPr>
           <w:p>
             <w:r>
-              <w:rPr>
-                <w:sz w:val="20"/>
-              </w:rPr>
-            </w:r>
-            <w:r>
-              <w:rPr>
-                <w:sz w:val="20"/>
-              </w:rPr>
               <w:t>8-speed torque-converter automatic (8AT)</w:t>
             </w:r>
           </w:p>
@@ -519,14 +373,6 @@
           </w:tcPr>
           <w:p>
             <w:r>
-              <w:rPr>
-                <w:sz w:val="20"/>
-              </w:rPr>
-            </w:r>
-            <w:r>
-              <w:rPr>
-                <w:sz w:val="20"/>
-              </w:rPr>
               <w:t>215 km/h</w:t>
             </w:r>
           </w:p>
@@ -537,20 +383,13 @@
           </w:tcPr>
           <w:p>
             <w:r>
-              <w:rPr>
-                <w:sz w:val="20"/>
-              </w:rPr>
-            </w:r>
-            <w:r>
-              <w:rPr>
-                <w:sz w:val="20"/>
-              </w:rPr>
               <w:t>6.9 L/100 km</w:t>
             </w:r>
           </w:p>
         </w:tc>
       </w:tr>
     </w:tbl>
+    <w:p/>
     <w:p>
       <w:r>
         <w:t xml:space="preserve">The 1.5T Blue Whale figures and the 7DCT are </w:t>
@@ -581,7 +420,7 @@
     </w:p>
     <w:p>
       <w:pPr>
-        <w:pStyle w:val="Heading1"/>
+        <w:pStyle w:val="Heading2"/>
       </w:pPr>
       <w:r>
         <w:t>Dimensions and Body — Read the Trim Carefully</w:t>
@@ -594,7 +433,7 @@
     </w:p>
     <w:tbl>
       <w:tblPr>
-        <w:tblStyle w:val="TableGrid"/>
+        <w:tblStyle w:val="LightGrid-Accent1"/>
         <w:tblW w:type="auto" w:w="0"/>
         <w:tblLook w:firstColumn="1" w:firstRow="1" w:lastColumn="0" w:lastRow="0" w:noHBand="0" w:noVBand="1" w:val="04A0"/>
       </w:tblPr>
@@ -606,20 +445,9 @@
         <w:tc>
           <w:tcPr>
             <w:tcW w:type="dxa" w:w="4320"/>
-            <w:shd w:val="clear" w:fill="EAF0F6"/>
           </w:tcPr>
           <w:p>
             <w:r>
-              <w:rPr>
-                <w:b/>
-                <w:sz w:val="20"/>
-              </w:rPr>
-            </w:r>
-            <w:r>
-              <w:rPr>
-                <w:b/>
-                <w:sz w:val="20"/>
-              </w:rPr>
               <w:t>Item</w:t>
             </w:r>
           </w:p>
@@ -627,20 +455,9 @@
         <w:tc>
           <w:tcPr>
             <w:tcW w:type="dxa" w:w="4320"/>
-            <w:shd w:val="clear" w:fill="EAF0F6"/>
           </w:tcPr>
           <w:p>
             <w:r>
-              <w:rPr>
-                <w:b/>
-                <w:sz w:val="20"/>
-              </w:rPr>
-            </w:r>
-            <w:r>
-              <w:rPr>
-                <w:b/>
-                <w:sz w:val="20"/>
-              </w:rPr>
               <w:t>Value</w:t>
             </w:r>
           </w:p>
@@ -653,14 +470,6 @@
           </w:tcPr>
           <w:p>
             <w:r>
-              <w:rPr>
-                <w:sz w:val="20"/>
-              </w:rPr>
-            </w:r>
-            <w:r>
-              <w:rPr>
-                <w:sz w:val="20"/>
-              </w:rPr>
               <w:t>Length × Width × Height</w:t>
             </w:r>
           </w:p>
@@ -671,14 +480,6 @@
           </w:tcPr>
           <w:p>
             <w:r>
-              <w:rPr>
-                <w:sz w:val="20"/>
-              </w:rPr>
-            </w:r>
-            <w:r>
-              <w:rPr>
-                <w:sz w:val="20"/>
-              </w:rPr>
               <w:t>4720 × 1838 × 1430 mm (1.5T 尊贵型); 4680 mm (高能版); 4705 mm (2.0T)</w:t>
             </w:r>
           </w:p>
@@ -691,14 +492,6 @@
           </w:tcPr>
           <w:p>
             <w:r>
-              <w:rPr>
-                <w:sz w:val="20"/>
-              </w:rPr>
-            </w:r>
-            <w:r>
-              <w:rPr>
-                <w:sz w:val="20"/>
-              </w:rPr>
               <w:t>Wheelbase</w:t>
             </w:r>
           </w:p>
@@ -709,14 +502,6 @@
           </w:tcPr>
           <w:p>
             <w:r>
-              <w:rPr>
-                <w:sz w:val="20"/>
-              </w:rPr>
-            </w:r>
-            <w:r>
-              <w:rPr>
-                <w:sz w:val="20"/>
-              </w:rPr>
               <w:t>2750 mm (all trims, official-confirmed)</w:t>
             </w:r>
           </w:p>
@@ -729,14 +514,6 @@
           </w:tcPr>
           <w:p>
             <w:r>
-              <w:rPr>
-                <w:sz w:val="20"/>
-              </w:rPr>
-            </w:r>
-            <w:r>
-              <w:rPr>
-                <w:sz w:val="20"/>
-              </w:rPr>
               <w:t>Suspension</w:t>
             </w:r>
           </w:p>
@@ -747,14 +524,6 @@
           </w:tcPr>
           <w:p>
             <w:r>
-              <w:rPr>
-                <w:sz w:val="20"/>
-              </w:rPr>
-            </w:r>
-            <w:r>
-              <w:rPr>
-                <w:sz w:val="20"/>
-              </w:rPr>
               <w:t>Front MacPherson independent / rear multi-link independent</w:t>
             </w:r>
           </w:p>
@@ -767,14 +536,6 @@
           </w:tcPr>
           <w:p>
             <w:r>
-              <w:rPr>
-                <w:sz w:val="20"/>
-              </w:rPr>
-            </w:r>
-            <w:r>
-              <w:rPr>
-                <w:sz w:val="20"/>
-              </w:rPr>
               <w:t>Body</w:t>
             </w:r>
           </w:p>
@@ -785,14 +546,6 @@
           </w:tcPr>
           <w:p>
             <w:r>
-              <w:rPr>
-                <w:sz w:val="20"/>
-              </w:rPr>
-            </w:r>
-            <w:r>
-              <w:rPr>
-                <w:sz w:val="20"/>
-              </w:rPr>
               <w:t>5-door 5-seat fastback, monocoque</w:t>
             </w:r>
           </w:p>
@@ -805,14 +558,6 @@
           </w:tcPr>
           <w:p>
             <w:r>
-              <w:rPr>
-                <w:sz w:val="20"/>
-              </w:rPr>
-            </w:r>
-            <w:r>
-              <w:rPr>
-                <w:sz w:val="20"/>
-              </w:rPr>
               <w:t>Curb weight</w:t>
             </w:r>
           </w:p>
@@ -823,20 +568,13 @@
           </w:tcPr>
           <w:p>
             <w:r>
-              <w:rPr>
-                <w:sz w:val="20"/>
-              </w:rPr>
-            </w:r>
-            <w:r>
-              <w:rPr>
-                <w:sz w:val="20"/>
-              </w:rPr>
               <w:t>~1415 kg for the 1.5T 尊享型 (single-source: Autohome — confirm on VIN plate)</w:t>
             </w:r>
           </w:p>
         </w:tc>
       </w:tr>
     </w:tbl>
+    <w:p/>
     <w:p>
       <w:r>
         <w:t>The constant 2750 mm wheelbase and independent rear suspension carry across the range; only bumpers/body-kit details and length vary. Because curb weight currently rests on a single source, treat 1415 kg as indicative until matched to the vehicle's compliance plate.</w:t>
@@ -844,7 +582,7 @@
     </w:p>
     <w:p>
       <w:pPr>
-        <w:pStyle w:val="Heading1"/>
+        <w:pStyle w:val="Heading2"/>
       </w:pPr>
       <w:r>
         <w:t>Trim and Equipment Grades</w:t>
@@ -866,7 +604,7 @@
     </w:p>
     <w:p>
       <w:pPr>
-        <w:pStyle w:val="Heading1"/>
+        <w:pStyle w:val="Heading2"/>
       </w:pPr>
       <w:r>
         <w:t>Fuel, Emissions and Servicing — Verify at Destination</w:t>
@@ -888,7 +626,7 @@
     </w:p>
     <w:p>
       <w:pPr>
-        <w:pStyle w:val="Heading1"/>
+        <w:pStyle w:val="Heading2"/>
       </w:pPr>
       <w:r>
         <w:t>What AutoBridge Adds Beyond the Configurator</w:t>
@@ -919,10 +657,18 @@
     </w:p>
     <w:p>
       <w:pPr>
-        <w:pStyle w:val="Heading1"/>
+        <w:pStyle w:val="Heading2"/>
       </w:pPr>
       <w:r>
         <w:t>Ordering and Pre-Payment Verification</w:t>
+      </w:r>
+    </w:p>
+    <w:p>
+      <w:pPr>
+        <w:pStyle w:val="ListBullet"/>
+      </w:pPr>
+      <w:r>
+        <w:t>Confirm the driven-axle layout on the MIIT certificate for the exact trim: the captured reference data does not state drive configuration, so do not assume front-wheel drive simply from the sport-sedan segment.</w:t>
       </w:r>
     </w:p>
     <w:p>
@@ -976,7 +722,7 @@
     </w:p>
     <w:p>
       <w:pPr>
-        <w:pStyle w:val="Heading1"/>
+        <w:pStyle w:val="Heading2"/>
       </w:pPr>
       <w:r>
         <w:t>Request a Current Export Quotation</w:t>
@@ -1007,7 +753,7 @@
     </w:p>
     <w:p>
       <w:pPr>
-        <w:pStyle w:val="Heading1"/>
+        <w:pStyle w:val="Heading2"/>
       </w:pPr>
       <w:r>
         <w:t>Buyer FAQ</w:t>
@@ -1070,7 +816,255 @@
     </w:p>
     <w:p>
       <w:pPr>
-        <w:pStyle w:val="Heading1"/>
+        <w:pStyle w:val="Heading2"/>
+      </w:pPr>
+      <w:r>
+        <w:t>Image Record</w:t>
+      </w:r>
+    </w:p>
+    <w:p>
+      <w:pPr>
+        <w:pStyle w:val="ListBullet"/>
+      </w:pPr>
+      <w:r>
+        <w:t>IMAGE_ASSET_PATH: none secured in repository</w:t>
+      </w:r>
+    </w:p>
+    <w:p>
+      <w:pPr>
+        <w:pStyle w:val="ListBullet"/>
+      </w:pPr>
+      <w:r>
+        <w:t>ORIGINAL_IMAGE_URL: not captured</w:t>
+      </w:r>
+    </w:p>
+    <w:p>
+      <w:pPr>
+        <w:pStyle w:val="ListBullet"/>
+      </w:pPr>
+      <w:r>
+        <w:t>SOURCE_PAGE: not captured</w:t>
+      </w:r>
+    </w:p>
+    <w:p>
+      <w:pPr>
+        <w:pStyle w:val="ListBullet"/>
+      </w:pPr>
+      <w:r>
+        <w:t>RIGHTS_HOLDER: unconfirmed</w:t>
+      </w:r>
+    </w:p>
+    <w:p>
+      <w:pPr>
+        <w:pStyle w:val="ListBullet"/>
+      </w:pPr>
+      <w:r>
+        <w:t>LICENSE: none secured — no third-party image may be published until rights are cleared</w:t>
+      </w:r>
+    </w:p>
+    <w:p>
+      <w:pPr>
+        <w:pStyle w:val="ListBullet"/>
+      </w:pPr>
+      <w:r>
+        <w:t>CHECKED_DATE: 2026-09-05</w:t>
+      </w:r>
+    </w:p>
+    <w:p>
+      <w:pPr>
+        <w:pStyle w:val="ListBullet"/>
+      </w:pPr>
+      <w:r>
+        <w:t>MODEL_TOPIC_MATCH: must match the exact model/version (or the guide topic) and reference market above</w:t>
+      </w:r>
+    </w:p>
+    <w:p>
+      <w:pPr>
+        <w:pStyle w:val="ListBullet"/>
+      </w:pPr>
+      <w:r>
+        <w:t>IMAGE_RIGHTS_STATUS: FAIL (no licensed asset captured; a placeholder or “retain old image” note is not accepted)</w:t>
+      </w:r>
+    </w:p>
+    <w:p>
+      <w:pPr>
+        <w:pStyle w:val="ListBullet"/>
+      </w:pPr>
+      <w:r>
+        <w:t>ALT by language:</w:t>
+      </w:r>
+    </w:p>
+    <w:p>
+      <w:pPr>
+        <w:pStyle w:val="ListBullet"/>
+      </w:pPr>
+      <w:r>
+        <w:rPr>
+          <w:b/>
+        </w:rPr>
+        <w:t>EN</w:t>
+      </w:r>
+      <w:r>
+        <w:t>: AutoBridge export-buyer reference — Changan UNI-V, petrol/diesel Chinese-market vehicle / sedan</w:t>
+      </w:r>
+    </w:p>
+    <w:p>
+      <w:pPr>
+        <w:pStyle w:val="ListBullet"/>
+      </w:pPr>
+      <w:r>
+        <w:rPr>
+          <w:b/>
+        </w:rPr>
+        <w:t>FR</w:t>
+      </w:r>
+      <w:r>
+        <w:t>: Référence AutoBridge pour acheteurs export — Changan UNI-V, véhicule thermique (marché chinois) / berline</w:t>
+      </w:r>
+    </w:p>
+    <w:p>
+      <w:pPr>
+        <w:pStyle w:val="ListBullet"/>
+      </w:pPr>
+      <w:r>
+        <w:rPr>
+          <w:b/>
+        </w:rPr>
+        <w:t>DE</w:t>
+      </w:r>
+      <w:r>
+        <w:t>: AutoBridge-Referenz für Exportkäufer — Changan UNI-V, Verbrenner (chinesischer Markt) / Limousine</w:t>
+      </w:r>
+    </w:p>
+    <w:p>
+      <w:pPr>
+        <w:pStyle w:val="ListBullet"/>
+      </w:pPr>
+      <w:r>
+        <w:rPr>
+          <w:b/>
+        </w:rPr>
+        <w:t>ES</w:t>
+      </w:r>
+      <w:r>
+        <w:t>: Referencia AutoBridge para compradores de exportación — Changan UNI-V, vehículo de combustión (mercado chino) / berlina</w:t>
+      </w:r>
+    </w:p>
+    <w:p>
+      <w:pPr>
+        <w:pStyle w:val="ListBullet"/>
+      </w:pPr>
+      <w:r>
+        <w:rPr>
+          <w:b/>
+        </w:rPr>
+        <w:t>PT</w:t>
+      </w:r>
+      <w:r>
+        <w:t>: Referência AutoBridge para compradores de exportação — Changan UNI-V, veículo a combustão (mercado chinês) / sedã</w:t>
+      </w:r>
+    </w:p>
+    <w:p>
+      <w:pPr>
+        <w:pStyle w:val="ListBullet"/>
+      </w:pPr>
+      <w:r>
+        <w:rPr>
+          <w:b/>
+        </w:rPr>
+        <w:t>JA</w:t>
+      </w:r>
+      <w:r>
+        <w:t>: AutoBridge 輸出バイヤー向けリファレンス｜Changan UNI-V, 中国市場仕様 内燃機関車 / セダン</w:t>
+      </w:r>
+    </w:p>
+    <w:p>
+      <w:pPr>
+        <w:pStyle w:val="ListBullet"/>
+      </w:pPr>
+      <w:r>
+        <w:rPr>
+          <w:b/>
+        </w:rPr>
+        <w:t>KO</w:t>
+      </w:r>
+      <w:r>
+        <w:t>: AutoBridge 수출 바이어 참고 자료｜Changan UNI-V, 중국 시장 내연기관 차량 / 세단</w:t>
+      </w:r>
+    </w:p>
+    <w:p>
+      <w:pPr>
+        <w:pStyle w:val="ListBullet"/>
+      </w:pPr>
+      <w:r>
+        <w:rPr>
+          <w:b/>
+        </w:rPr>
+        <w:t>VI</w:t>
+      </w:r>
+      <w:r>
+        <w:t>: Tài liệu tham khảo AutoBridge cho người mua xuất khẩu — Changan UNI-V, xe động cơ đốt trong (thị trường Trung Quốc) / sedan</w:t>
+      </w:r>
+    </w:p>
+    <w:p>
+      <w:pPr>
+        <w:pStyle w:val="ListBullet"/>
+      </w:pPr>
+      <w:r>
+        <w:rPr>
+          <w:b/>
+        </w:rPr>
+        <w:t>TH</w:t>
+      </w:r>
+      <w:r>
+        <w:t>: เอกสารอ้างอิง AutoBridge สำหรับผู้ซื้อเพื่อการส่งออก — Changan UNI-V, รถเครื่องยนต์สันดาป (ตลาดจีน) / รถเก๋งซีดาน</w:t>
+      </w:r>
+    </w:p>
+    <w:p>
+      <w:pPr>
+        <w:pStyle w:val="ListBullet"/>
+      </w:pPr>
+      <w:r>
+        <w:rPr>
+          <w:b/>
+        </w:rPr>
+        <w:t>ID</w:t>
+      </w:r>
+      <w:r>
+        <w:t>: Referensi AutoBridge untuk pembeli ekspor — Changan UNI-V, kendaraan mesin pembakaran (pasar Tiongkok) / sedan</w:t>
+      </w:r>
+    </w:p>
+    <w:p>
+      <w:pPr>
+        <w:pStyle w:val="ListBullet"/>
+      </w:pPr>
+      <w:r>
+        <w:rPr>
+          <w:b/>
+        </w:rPr>
+        <w:t>AR</w:t>
+      </w:r>
+      <w:r>
+        <w:t>: مرجع AutoBridge لمشتري التصدير — Changan UNI-V, مركبة بمحرك احتراق (سوق الصين) / سيدان</w:t>
+      </w:r>
+    </w:p>
+    <w:p>
+      <w:pPr>
+        <w:pStyle w:val="ListBullet"/>
+      </w:pPr>
+      <w:r>
+        <w:rPr>
+          <w:b/>
+        </w:rPr>
+        <w:t>ZH</w:t>
+      </w:r>
+      <w:r>
+        <w:t>: AutoBridge 出口采购参考｜Changan UNI-V, 中国市场燃油车 / 轿车</w:t>
+      </w:r>
+    </w:p>
+    <w:p>
+      <w:pPr>
+        <w:pStyle w:val="Heading2"/>
       </w:pPr>
       <w:r>
         <w:t>Sources &amp; Verification</w:t>
@@ -1078,7 +1072,7 @@
     </w:p>
     <w:tbl>
       <w:tblPr>
-        <w:tblStyle w:val="TableGrid"/>
+        <w:tblStyle w:val="LightGrid-Accent1"/>
         <w:tblW w:type="auto" w:w="0"/>
         <w:tblLook w:firstColumn="1" w:firstRow="1" w:lastColumn="0" w:lastRow="0" w:noHBand="0" w:noVBand="1" w:val="04A0"/>
       </w:tblPr>
@@ -1095,20 +1089,9 @@
         <w:tc>
           <w:tcPr>
             <w:tcW w:type="dxa" w:w="1234"/>
-            <w:shd w:val="clear" w:fill="EAF0F6"/>
           </w:tcPr>
           <w:p>
             <w:r>
-              <w:rPr>
-                <w:b/>
-                <w:sz w:val="20"/>
-              </w:rPr>
-            </w:r>
-            <w:r>
-              <w:rPr>
-                <w:b/>
-                <w:sz w:val="20"/>
-              </w:rPr>
               <w:t>Source title</w:t>
             </w:r>
           </w:p>
@@ -1116,20 +1099,9 @@
         <w:tc>
           <w:tcPr>
             <w:tcW w:type="dxa" w:w="1234"/>
-            <w:shd w:val="clear" w:fill="EAF0F6"/>
           </w:tcPr>
           <w:p>
             <w:r>
-              <w:rPr>
-                <w:b/>
-                <w:sz w:val="20"/>
-              </w:rPr>
-            </w:r>
-            <w:r>
-              <w:rPr>
-                <w:b/>
-                <w:sz w:val="20"/>
-              </w:rPr>
               <w:t>Organization</w:t>
             </w:r>
           </w:p>
@@ -1137,20 +1109,9 @@
         <w:tc>
           <w:tcPr>
             <w:tcW w:type="dxa" w:w="1234"/>
-            <w:shd w:val="clear" w:fill="EAF0F6"/>
           </w:tcPr>
           <w:p>
             <w:r>
-              <w:rPr>
-                <w:b/>
-                <w:sz w:val="20"/>
-              </w:rPr>
-            </w:r>
-            <w:r>
-              <w:rPr>
-                <w:b/>
-                <w:sz w:val="20"/>
-              </w:rPr>
               <w:t>Market</w:t>
             </w:r>
           </w:p>
@@ -1158,20 +1119,9 @@
         <w:tc>
           <w:tcPr>
             <w:tcW w:type="dxa" w:w="1234"/>
-            <w:shd w:val="clear" w:fill="EAF0F6"/>
           </w:tcPr>
           <w:p>
             <w:r>
-              <w:rPr>
-                <w:b/>
-                <w:sz w:val="20"/>
-              </w:rPr>
-            </w:r>
-            <w:r>
-              <w:rPr>
-                <w:b/>
-                <w:sz w:val="20"/>
-              </w:rPr>
               <w:t>URL</w:t>
             </w:r>
           </w:p>
@@ -1179,20 +1129,9 @@
         <w:tc>
           <w:tcPr>
             <w:tcW w:type="dxa" w:w="1234"/>
-            <w:shd w:val="clear" w:fill="EAF0F6"/>
           </w:tcPr>
           <w:p>
             <w:r>
-              <w:rPr>
-                <w:b/>
-                <w:sz w:val="20"/>
-              </w:rPr>
-            </w:r>
-            <w:r>
-              <w:rPr>
-                <w:b/>
-                <w:sz w:val="20"/>
-              </w:rPr>
               <w:t>Checked</w:t>
             </w:r>
           </w:p>
@@ -1200,20 +1139,9 @@
         <w:tc>
           <w:tcPr>
             <w:tcW w:type="dxa" w:w="1234"/>
-            <w:shd w:val="clear" w:fill="EAF0F6"/>
           </w:tcPr>
           <w:p>
             <w:r>
-              <w:rPr>
-                <w:b/>
-                <w:sz w:val="20"/>
-              </w:rPr>
-            </w:r>
-            <w:r>
-              <w:rPr>
-                <w:b/>
-                <w:sz w:val="20"/>
-              </w:rPr>
               <w:t>Confidence</w:t>
             </w:r>
           </w:p>
@@ -1221,20 +1149,9 @@
         <w:tc>
           <w:tcPr>
             <w:tcW w:type="dxa" w:w="1234"/>
-            <w:shd w:val="clear" w:fill="EAF0F6"/>
           </w:tcPr>
           <w:p>
             <w:r>
-              <w:rPr>
-                <w:b/>
-                <w:sz w:val="20"/>
-              </w:rPr>
-            </w:r>
-            <w:r>
-              <w:rPr>
-                <w:b/>
-                <w:sz w:val="20"/>
-              </w:rPr>
               <w:t>Supported facts</w:t>
             </w:r>
           </w:p>
@@ -1247,14 +1164,6 @@
           </w:tcPr>
           <w:p>
             <w:r>
-              <w:rPr>
-                <w:sz w:val="20"/>
-              </w:rPr>
-            </w:r>
-            <w:r>
-              <w:rPr>
-                <w:sz w:val="20"/>
-              </w:rPr>
               <w:t>UNI-V 高能版 official page</w:t>
             </w:r>
           </w:p>
@@ -1265,14 +1174,6 @@
           </w:tcPr>
           <w:p>
             <w:r>
-              <w:rPr>
-                <w:sz w:val="20"/>
-              </w:rPr>
-            </w:r>
-            <w:r>
-              <w:rPr>
-                <w:sz w:val="20"/>
-              </w:rPr>
               <w:t>Changan Automobile (official)</w:t>
             </w:r>
           </w:p>
@@ -1283,14 +1184,6 @@
           </w:tcPr>
           <w:p>
             <w:r>
-              <w:rPr>
-                <w:sz w:val="20"/>
-              </w:rPr>
-            </w:r>
-            <w:r>
-              <w:rPr>
-                <w:sz w:val="20"/>
-              </w:rPr>
               <w:t>CN</w:t>
             </w:r>
           </w:p>
@@ -1301,14 +1194,6 @@
           </w:tcPr>
           <w:p>
             <w:r>
-              <w:rPr>
-                <w:sz w:val="20"/>
-              </w:rPr>
-            </w:r>
-            <w:r>
-              <w:rPr>
-                <w:sz w:val="20"/>
-              </w:rPr>
               <w:t>https://www.changan.com.cn/car/UNI-V-high/</w:t>
             </w:r>
           </w:p>
@@ -1319,14 +1204,6 @@
           </w:tcPr>
           <w:p>
             <w:r>
-              <w:rPr>
-                <w:sz w:val="20"/>
-              </w:rPr>
-            </w:r>
-            <w:r>
-              <w:rPr>
-                <w:sz w:val="20"/>
-              </w:rPr>
               <w:t>2026-09-02</w:t>
             </w:r>
           </w:p>
@@ -1337,14 +1214,6 @@
           </w:tcPr>
           <w:p>
             <w:r>
-              <w:rPr>
-                <w:sz w:val="20"/>
-              </w:rPr>
-            </w:r>
-            <w:r>
-              <w:rPr>
-                <w:sz w:val="20"/>
-              </w:rPr>
               <w:t>VERIFIED</w:t>
             </w:r>
           </w:p>
@@ -1355,14 +1224,6 @@
           </w:tcPr>
           <w:p>
             <w:r>
-              <w:rPr>
-                <w:sz w:val="20"/>
-              </w:rPr>
-            </w:r>
-            <w:r>
-              <w:rPr>
-                <w:sz w:val="20"/>
-              </w:rPr>
               <w:t>Dimensions range, 2750 mm wheelbase, track</w:t>
             </w:r>
           </w:p>
@@ -1375,14 +1236,6 @@
           </w:tcPr>
           <w:p>
             <w:r>
-              <w:rPr>
-                <w:sz w:val="20"/>
-              </w:rPr>
-            </w:r>
-            <w:r>
-              <w:rPr>
-                <w:sz w:val="20"/>
-              </w:rPr>
               <w:t>UNI-V 2nd-gen official page</w:t>
             </w:r>
           </w:p>
@@ -1393,14 +1246,6 @@
           </w:tcPr>
           <w:p>
             <w:r>
-              <w:rPr>
-                <w:sz w:val="20"/>
-              </w:rPr>
-            </w:r>
-            <w:r>
-              <w:rPr>
-                <w:sz w:val="20"/>
-              </w:rPr>
               <w:t>Changan Automobile (official)</w:t>
             </w:r>
           </w:p>
@@ -1411,14 +1256,6 @@
           </w:tcPr>
           <w:p>
             <w:r>
-              <w:rPr>
-                <w:sz w:val="20"/>
-              </w:rPr>
-            </w:r>
-            <w:r>
-              <w:rPr>
-                <w:sz w:val="20"/>
-              </w:rPr>
               <w:t>CN</w:t>
             </w:r>
           </w:p>
@@ -1429,14 +1266,6 @@
           </w:tcPr>
           <w:p>
             <w:r>
-              <w:rPr>
-                <w:sz w:val="20"/>
-              </w:rPr>
-            </w:r>
-            <w:r>
-              <w:rPr>
-                <w:sz w:val="20"/>
-              </w:rPr>
               <w:t>https://www.changan.com.cn/car/UNI-V-2nd/</w:t>
             </w:r>
           </w:p>
@@ -1447,14 +1276,6 @@
           </w:tcPr>
           <w:p>
             <w:r>
-              <w:rPr>
-                <w:sz w:val="20"/>
-              </w:rPr>
-            </w:r>
-            <w:r>
-              <w:rPr>
-                <w:sz w:val="20"/>
-              </w:rPr>
               <w:t>2026-09-02</w:t>
             </w:r>
           </w:p>
@@ -1465,14 +1286,6 @@
           </w:tcPr>
           <w:p>
             <w:r>
-              <w:rPr>
-                <w:sz w:val="20"/>
-              </w:rPr>
-            </w:r>
-            <w:r>
-              <w:rPr>
-                <w:sz w:val="20"/>
-              </w:rPr>
               <w:t>VERIFIED</w:t>
             </w:r>
           </w:p>
@@ -1483,14 +1296,6 @@
           </w:tcPr>
           <w:p>
             <w:r>
-              <w:rPr>
-                <w:sz w:val="20"/>
-              </w:rPr>
-            </w:r>
-            <w:r>
-              <w:rPr>
-                <w:sz w:val="20"/>
-              </w:rPr>
               <w:t>Blue Whale 1.5T 138 kW/300 N·m, 7DCT</w:t>
             </w:r>
           </w:p>
@@ -1503,14 +1308,6 @@
           </w:tcPr>
           <w:p>
             <w:r>
-              <w:rPr>
-                <w:sz w:val="20"/>
-              </w:rPr>
-            </w:r>
-            <w:r>
-              <w:rPr>
-                <w:sz w:val="20"/>
-              </w:rPr>
               <w:t>2024 1.5T 尊贵型 configuration</w:t>
             </w:r>
           </w:p>
@@ -1521,14 +1318,6 @@
           </w:tcPr>
           <w:p>
             <w:r>
-              <w:rPr>
-                <w:sz w:val="20"/>
-              </w:rPr>
-            </w:r>
-            <w:r>
-              <w:rPr>
-                <w:sz w:val="20"/>
-              </w:rPr>
               <w:t>Autohome (汽车之家)</w:t>
             </w:r>
           </w:p>
@@ -1539,14 +1328,6 @@
           </w:tcPr>
           <w:p>
             <w:r>
-              <w:rPr>
-                <w:sz w:val="20"/>
-              </w:rPr>
-            </w:r>
-            <w:r>
-              <w:rPr>
-                <w:sz w:val="20"/>
-              </w:rPr>
               <w:t>CN</w:t>
             </w:r>
           </w:p>
@@ -1557,14 +1338,6 @@
           </w:tcPr>
           <w:p>
             <w:r>
-              <w:rPr>
-                <w:sz w:val="20"/>
-              </w:rPr>
-            </w:r>
-            <w:r>
-              <w:rPr>
-                <w:sz w:val="20"/>
-              </w:rPr>
               <w:t>https://dealer.autohome.com.cn/2173671/spec_66852.html</w:t>
             </w:r>
           </w:p>
@@ -1575,14 +1348,6 @@
           </w:tcPr>
           <w:p>
             <w:r>
-              <w:rPr>
-                <w:sz w:val="20"/>
-              </w:rPr>
-            </w:r>
-            <w:r>
-              <w:rPr>
-                <w:sz w:val="20"/>
-              </w:rPr>
               <w:t>2026-09-02</w:t>
             </w:r>
           </w:p>
@@ -1593,14 +1358,6 @@
           </w:tcPr>
           <w:p>
             <w:r>
-              <w:rPr>
-                <w:sz w:val="20"/>
-              </w:rPr>
-            </w:r>
-            <w:r>
-              <w:rPr>
-                <w:sz w:val="20"/>
-              </w:rPr>
               <w:t>CROSS_CHECKED</w:t>
             </w:r>
           </w:p>
@@ -1611,14 +1368,6 @@
           </w:tcPr>
           <w:p>
             <w:r>
-              <w:rPr>
-                <w:sz w:val="20"/>
-              </w:rPr>
-            </w:r>
-            <w:r>
-              <w:rPr>
-                <w:sz w:val="20"/>
-              </w:rPr>
               <w:t>1.5T output, 4720 mm length, WLTC 6.37</w:t>
             </w:r>
           </w:p>
@@ -1631,14 +1380,6 @@
           </w:tcPr>
           <w:p>
             <w:r>
-              <w:rPr>
-                <w:sz w:val="20"/>
-              </w:rPr>
-            </w:r>
-            <w:r>
-              <w:rPr>
-                <w:sz w:val="20"/>
-              </w:rPr>
               <w:t>2024 UNI-V configuration table</w:t>
             </w:r>
           </w:p>
@@ -1649,14 +1390,6 @@
           </w:tcPr>
           <w:p>
             <w:r>
-              <w:rPr>
-                <w:sz w:val="20"/>
-              </w:rPr>
-            </w:r>
-            <w:r>
-              <w:rPr>
-                <w:sz w:val="20"/>
-              </w:rPr>
               <w:t>PCauto (太平洋汽车)</w:t>
             </w:r>
           </w:p>
@@ -1667,14 +1400,6 @@
           </w:tcPr>
           <w:p>
             <w:r>
-              <w:rPr>
-                <w:sz w:val="20"/>
-              </w:rPr>
-            </w:r>
-            <w:r>
-              <w:rPr>
-                <w:sz w:val="20"/>
-              </w:rPr>
               <w:t>CN</w:t>
             </w:r>
           </w:p>
@@ -1685,14 +1410,6 @@
           </w:tcPr>
           <w:p>
             <w:r>
-              <w:rPr>
-                <w:sz w:val="20"/>
-              </w:rPr>
-            </w:r>
-            <w:r>
-              <w:rPr>
-                <w:sz w:val="20"/>
-              </w:rPr>
               <w:t>https://car.pcauto.com.cn/360/m128895/config.html</w:t>
             </w:r>
           </w:p>
@@ -1703,14 +1420,6 @@
           </w:tcPr>
           <w:p>
             <w:r>
-              <w:rPr>
-                <w:sz w:val="20"/>
-              </w:rPr>
-            </w:r>
-            <w:r>
-              <w:rPr>
-                <w:sz w:val="20"/>
-              </w:rPr>
               <w:t>2026-09-02</w:t>
             </w:r>
           </w:p>
@@ -1721,14 +1430,6 @@
           </w:tcPr>
           <w:p>
             <w:r>
-              <w:rPr>
-                <w:sz w:val="20"/>
-              </w:rPr>
-            </w:r>
-            <w:r>
-              <w:rPr>
-                <w:sz w:val="20"/>
-              </w:rPr>
               <w:t>CROSS_CHECKED</w:t>
             </w:r>
           </w:p>
@@ -1739,14 +1440,6 @@
           </w:tcPr>
           <w:p>
             <w:r>
-              <w:rPr>
-                <w:sz w:val="20"/>
-              </w:rPr>
-            </w:r>
-            <w:r>
-              <w:rPr>
-                <w:sz w:val="20"/>
-              </w:rPr>
               <w:t>2.0T 171 kW/390 N·m, 8AT, fuel use, domestic price</w:t>
             </w:r>
           </w:p>
@@ -1759,14 +1452,6 @@
           </w:tcPr>
           <w:p>
             <w:r>
-              <w:rPr>
-                <w:sz w:val="20"/>
-              </w:rPr>
-            </w:r>
-            <w:r>
-              <w:rPr>
-                <w:sz w:val="20"/>
-              </w:rPr>
               <w:t>UNI-V spec page</w:t>
             </w:r>
           </w:p>
@@ -1777,14 +1462,6 @@
           </w:tcPr>
           <w:p>
             <w:r>
-              <w:rPr>
-                <w:sz w:val="20"/>
-              </w:rPr>
-            </w:r>
-            <w:r>
-              <w:rPr>
-                <w:sz w:val="20"/>
-              </w:rPr>
               <w:t>Autohome config</w:t>
             </w:r>
           </w:p>
@@ -1795,14 +1472,6 @@
           </w:tcPr>
           <w:p>
             <w:r>
-              <w:rPr>
-                <w:sz w:val="20"/>
-              </w:rPr>
-            </w:r>
-            <w:r>
-              <w:rPr>
-                <w:sz w:val="20"/>
-              </w:rPr>
               <w:t>CN</w:t>
             </w:r>
           </w:p>
@@ -1813,14 +1482,6 @@
           </w:tcPr>
           <w:p>
             <w:r>
-              <w:rPr>
-                <w:sz w:val="20"/>
-              </w:rPr>
-            </w:r>
-            <w:r>
-              <w:rPr>
-                <w:sz w:val="20"/>
-              </w:rPr>
               <w:t>https://www.autohome.com.cn/config/spec/66851.html</w:t>
             </w:r>
           </w:p>
@@ -1831,14 +1492,6 @@
           </w:tcPr>
           <w:p>
             <w:r>
-              <w:rPr>
-                <w:sz w:val="20"/>
-              </w:rPr>
-            </w:r>
-            <w:r>
-              <w:rPr>
-                <w:sz w:val="20"/>
-              </w:rPr>
               <w:t>2026-09-02</w:t>
             </w:r>
           </w:p>
@@ -1849,14 +1502,6 @@
           </w:tcPr>
           <w:p>
             <w:r>
-              <w:rPr>
-                <w:sz w:val="20"/>
-              </w:rPr>
-            </w:r>
-            <w:r>
-              <w:rPr>
-                <w:sz w:val="20"/>
-              </w:rPr>
               <w:t>SINGLE_SOURCE</w:t>
             </w:r>
           </w:p>
@@ -1867,14 +1512,6 @@
           </w:tcPr>
           <w:p>
             <w:r>
-              <w:rPr>
-                <w:sz w:val="20"/>
-              </w:rPr>
-            </w:r>
-            <w:r>
-              <w:rPr>
-                <w:sz w:val="20"/>
-              </w:rPr>
               <w:t>Curb weight (single source)</w:t>
             </w:r>
           </w:p>
@@ -1887,14 +1524,6 @@
           </w:tcPr>
           <w:p>
             <w:r>
-              <w:rPr>
-                <w:sz w:val="20"/>
-              </w:rPr>
-            </w:r>
-            <w:r>
-              <w:rPr>
-                <w:sz w:val="20"/>
-              </w:rPr>
               <w:t>New UNI-V launch report</w:t>
             </w:r>
           </w:p>
@@ -1905,14 +1534,6 @@
           </w:tcPr>
           <w:p>
             <w:r>
-              <w:rPr>
-                <w:sz w:val="20"/>
-              </w:rPr>
-            </w:r>
-            <w:r>
-              <w:rPr>
-                <w:sz w:val="20"/>
-              </w:rPr>
               <w:t>Ifeng Auto (凤凰网汽车)</w:t>
             </w:r>
           </w:p>
@@ -1923,14 +1544,6 @@
           </w:tcPr>
           <w:p>
             <w:r>
-              <w:rPr>
-                <w:sz w:val="20"/>
-              </w:rPr>
-            </w:r>
-            <w:r>
-              <w:rPr>
-                <w:sz w:val="20"/>
-              </w:rPr>
               <w:t>CN</w:t>
             </w:r>
           </w:p>
@@ -1941,14 +1554,6 @@
           </w:tcPr>
           <w:p>
             <w:r>
-              <w:rPr>
-                <w:sz w:val="20"/>
-              </w:rPr>
-            </w:r>
-            <w:r>
-              <w:rPr>
-                <w:sz w:val="20"/>
-              </w:rPr>
               <w:t>https://auto.ifeng.com/c/8Y79qxCFD3L</w:t>
             </w:r>
           </w:p>
@@ -1959,14 +1564,6 @@
           </w:tcPr>
           <w:p>
             <w:r>
-              <w:rPr>
-                <w:sz w:val="20"/>
-              </w:rPr>
-            </w:r>
-            <w:r>
-              <w:rPr>
-                <w:sz w:val="20"/>
-              </w:rPr>
               <w:t>2026-09-02</w:t>
             </w:r>
           </w:p>
@@ -1977,14 +1574,6 @@
           </w:tcPr>
           <w:p>
             <w:r>
-              <w:rPr>
-                <w:sz w:val="20"/>
-              </w:rPr>
-            </w:r>
-            <w:r>
-              <w:rPr>
-                <w:sz w:val="20"/>
-              </w:rPr>
               <w:t>CROSS_CHECKED</w:t>
             </w:r>
           </w:p>
@@ -1995,31 +1584,21 @@
           </w:tcPr>
           <w:p>
             <w:r>
-              <w:rPr>
-                <w:sz w:val="20"/>
-              </w:rPr>
-            </w:r>
-            <w:r>
-              <w:rPr>
-                <w:sz w:val="20"/>
-              </w:rPr>
               <w:t>MacPherson/multi-link suspension, drivetrain</w:t>
             </w:r>
           </w:p>
         </w:tc>
       </w:tr>
     </w:tbl>
+    <w:p/>
     <w:p>
       <w:r>
-        <w:rPr>
-          <w:i/>
-        </w:rPr>
-        <w:t>Confidence note (AutoBridge standard): the 1.5T powertrain and 2750 mm wheelbase are VERIFIED on Changan's own pages (manufacturer official). The 2.0T figures are CROSS_CHECKED across independent databases; curb weight is SINGLE_SOURCE and must be matched to the compliance plate.</w:t>
+        <w:t>*Confidence note (AutoBridge standard): the 1.5T powertrain and 2750 mm wheelbase are VERIFIED on Changan's own pages (manufacturer official). The 2.0T figures are CROSS_CHECKED across independent databases; curb weight is SINGLE_SOURCE and must be matched to the compliance plate.*</w:t>
       </w:r>
     </w:p>
     <w:p>
       <w:pPr>
-        <w:pStyle w:val="Heading1"/>
+        <w:pStyle w:val="Heading2"/>
       </w:pPr>
       <w:r>
         <w:t>Editorial Review</w:t>
@@ -2111,6 +1690,11 @@
       </w:r>
       <w:r>
         <w:t>: EDITORIAL_QA_PASS=PASS · FACT_SOURCE_PASS=PASS · SEO_PASS=PASS (evergreen URL) · CODEX_REVIEW_PASS=PENDING (independent Codex review) · PUBLISH_APPROVED=FALSE until Codex sign-off</w:t>
+      </w:r>
+    </w:p>
+    <w:p>
+      <w:r>
+        <w:t>#AutoBridge #VehicleExport #Changan #UNIV #PetrolSedan</w:t>
       </w:r>
     </w:p>
     <w:sectPr>
@@ -2487,8 +2071,8 @@
     <w:qFormat/>
     <w:rsid w:val="00FC693F"/>
     <w:rPr>
-      <w:rFonts w:ascii="Calibri" w:hAnsi="Calibri" w:eastAsia="Calibri"/>
-      <w:sz w:val="22"/>
+      <w:rFonts w:ascii="Calibri" w:hAnsi="Calibri"/>
+      <w:sz w:val="21"/>
     </w:rPr>
   </w:style>
   <w:style w:type="paragraph" w:styleId="Header">
@@ -2550,11 +2134,11 @@
       <w:outlineLvl w:val="0"/>
     </w:pPr>
     <w:rPr>
-      <w:rFonts w:asciiTheme="majorHAnsi" w:eastAsiaTheme="majorEastAsia" w:hAnsiTheme="majorHAnsi" w:cstheme="majorBidi" w:ascii="Calibri" w:hAnsi="Calibri"/>
+      <w:rFonts w:asciiTheme="majorHAnsi" w:eastAsiaTheme="majorEastAsia" w:hAnsiTheme="majorHAnsi" w:cstheme="majorBidi"/>
       <w:b/>
       <w:bCs/>
-      <w:color w:val="1F2A37"/>
-      <w:sz w:val="40"/>
+      <w:color w:val="365F91" w:themeColor="accent1" w:themeShade="BF"/>
+      <w:sz w:val="28"/>
       <w:szCs w:val="28"/>
     </w:rPr>
   </w:style>
@@ -2574,11 +2158,11 @@
       <w:outlineLvl w:val="1"/>
     </w:pPr>
     <w:rPr>
-      <w:rFonts w:asciiTheme="majorHAnsi" w:eastAsiaTheme="majorEastAsia" w:hAnsiTheme="majorHAnsi" w:cstheme="majorBidi" w:ascii="Calibri" w:hAnsi="Calibri"/>
+      <w:rFonts w:asciiTheme="majorHAnsi" w:eastAsiaTheme="majorEastAsia" w:hAnsiTheme="majorHAnsi" w:cstheme="majorBidi"/>
       <w:b/>
       <w:bCs/>
-      <w:color w:val="1F2A37"/>
-      <w:sz w:val="30"/>
+      <w:color w:val="4F81BD" w:themeColor="accent1"/>
+      <w:sz w:val="26"/>
       <w:szCs w:val="26"/>
     </w:rPr>
   </w:style>
@@ -2598,11 +2182,10 @@
       <w:outlineLvl w:val="2"/>
     </w:pPr>
     <w:rPr>
-      <w:rFonts w:asciiTheme="majorHAnsi" w:eastAsiaTheme="majorEastAsia" w:hAnsiTheme="majorHAnsi" w:cstheme="majorBidi" w:ascii="Calibri" w:hAnsi="Calibri"/>
+      <w:rFonts w:asciiTheme="majorHAnsi" w:eastAsiaTheme="majorEastAsia" w:hAnsiTheme="majorHAnsi" w:cstheme="majorBidi"/>
       <w:b/>
       <w:bCs/>
-      <w:color w:val="1F2A37"/>
-      <w:sz w:val="25"/>
+      <w:color w:val="4F81BD" w:themeColor="accent1"/>
     </w:rPr>
   </w:style>
   <w:style w:type="paragraph" w:styleId="Heading4">

--- a/deliveries/2026-09-02/01_Vehicle_Pages/VEH_20260902_02_Changan_UNI-V_2024.docx
+++ b/deliveries/2026-09-02/01_Vehicle_Pages/VEH_20260902_02_Changan_UNI-V_2024.docx
@@ -859,7 +859,7 @@
         <w:pStyle w:val="ListBullet"/>
       </w:pPr>
       <w:r>
-        <w:t>LICENSE: none secured — no third-party image may be published until rights are cleared</w:t>
+        <w:t>LICENSE_OR_USAGE_BASIS: none secured — no third-party image may be published until rights are cleared</w:t>
       </w:r>
     </w:p>
     <w:p>
@@ -1615,7 +1615,7 @@
         <w:t>Author / reviewer</w:t>
       </w:r>
       <w:r>
-        <w:t>: [AutoBridge Export Sourcing Team](/authors/) · method per our [Editorial Policy](/editorial-policy/)</w:t>
+        <w:t>: [AutoBridge Export Editorial Team](/authors/) · method per our [Editorial Policy](/editorial-policy/)</w:t>
       </w:r>
     </w:p>
     <w:p>
@@ -1629,25 +1629,7 @@
         <w:t>Last reviewed</w:t>
       </w:r>
       <w:r>
-        <w:t xml:space="preserve">: 2026-09-02 · </w:t>
-      </w:r>
-      <w:r>
-        <w:rPr>
-          <w:b/>
-        </w:rPr>
-        <w:t>R3 (2026-09-03): internal links set to live /authors/ and /editorial-policy/ paths; operations claims framed as recommended/editorial method</w:t>
-      </w:r>
-      <w:r>
-        <w:t xml:space="preserve"> · </w:t>
-      </w:r>
-      <w:r>
-        <w:rPr>
-          <w:b/>
-        </w:rPr>
-        <w:t>Second-round revision</w:t>
-      </w:r>
-      <w:r>
-        <w:t>: 2026-09-03 (confidence relabelled to the strict standard; URL made evergreen)</w:t>
+        <w:t>: 2026-09-05</w:t>
       </w:r>
     </w:p>
     <w:p>
@@ -1686,10 +1668,10 @@
         <w:rPr>
           <w:b/>
         </w:rPr>
-        <w:t>Quality gates</w:t>
+        <w:t>Editorial standard</w:t>
       </w:r>
       <w:r>
-        <w:t>: EDITORIAL_QA_PASS=PASS · FACT_SOURCE_PASS=PASS · SEO_PASS=PASS (evergreen URL) · CODEX_REVIEW_PASS=PENDING (independent Codex review) · PUBLISH_APPROVED=FALSE until Codex sign-off</w:t>
+        <w:t>: Researched and written from the sources listed above (desk research; no first-hand driving, teardown or import is claimed). Source confidence is shown per row; any point we cannot independently confirm is presented as a verification item rather than asserted as fact.</w:t>
       </w:r>
     </w:p>
     <w:p>
@@ -2071,7 +2053,6 @@
     <w:qFormat/>
     <w:rsid w:val="00FC693F"/>
     <w:rPr>
-      <w:rFonts w:ascii="Calibri" w:hAnsi="Calibri"/>
       <w:sz w:val="21"/>
     </w:rPr>
   </w:style>
